--- a/Seminario de Sistemas/Kit docente/Clase 13/Solucion Taller Clase 13 - VetCare.docx
+++ b/Seminario de Sistemas/Kit docente/Clase 13/Solucion Taller Clase 13 - VetCare.docx
@@ -102,7 +102,7 @@
           <w:color w:val="2B2B2B"/>
           <w:sz w:val="22"/>
         </w:rPr>
-        <w:t>Paso 3 resuelto. Buscar expediente ofrece tres criterios en una sola barra con selector: documento del dueño, nombre de la mascota y codigo de ficha. La lista de resultados muestra cinco columnas, codigo, nombre de la mascota, especie, edad calculada y nombre del dueño, que es justo lo que permite desambiguar doce Firulais. Cuando no hay resultados el mensaje es No encontramos ninguna ficha con ese dato, con dos acciones sugeridas debajo, Buscar por otro criterio y Registrar mascota nueva, en vez de dejar la pantalla en blanco.</w:t>
+        <w:t>Paso 3 resuelto. Buscar expediente ofrece tres criterios en una sola barra con selector: documento del dueño, nombre de la mascota y codigo de ficha. La lista de resultados muestra cinco columnas, codigo, nombre de la mascota, especie, edad calculada y nombre del dueño, que es justo lo que permite distinguir doce Firulais. Cuando no hay resultados el mensaje es No encontramos ninguna ficha con ese dato, con dos acciones sugeridas debajo, Buscar por otro criterio y Registrar mascota nueva, en vez de dejar la pantalla en blanco.</w:t>
       </w:r>
     </w:p>
     <w:p>
